--- a/word-templates/modele-rapport-complet-classique.docx
+++ b/word-templates/modele-rapport-complet-classique.docx
@@ -104,6 +104,9 @@
             </w:tcMar>
           </w:tcPr>
           <w:p>
+            <w:pPr>
+              <w:spacing w:after="0" w:before="0"/>
+            </w:pPr>
             <w:r>
               <w:rPr>
                 <w:b w:val="false"/>
@@ -125,6 +128,9 @@
             </w:tcMar>
           </w:tcPr>
           <w:p>
+            <w:pPr>
+              <w:spacing w:after="0" w:before="0"/>
+            </w:pPr>
             <w:r>
               <w:rPr>
                 <w:b w:val="false"/>
@@ -147,6 +153,9 @@
             </w:tcMar>
           </w:tcPr>
           <w:p>
+            <w:pPr>
+              <w:spacing w:after="0" w:before="0"/>
+            </w:pPr>
             <w:r>
               <w:rPr>
                 <w:b w:val="false"/>
@@ -168,6 +177,9 @@
             </w:tcMar>
           </w:tcPr>
           <w:p>
+            <w:pPr>
+              <w:spacing w:after="0" w:before="0"/>
+            </w:pPr>
             <w:r>
               <w:rPr>
                 <w:b w:val="false"/>
@@ -190,6 +202,9 @@
             </w:tcMar>
           </w:tcPr>
           <w:p>
+            <w:pPr>
+              <w:spacing w:after="0" w:before="0"/>
+            </w:pPr>
             <w:r>
               <w:rPr>
                 <w:b w:val="false"/>
@@ -211,6 +226,9 @@
             </w:tcMar>
           </w:tcPr>
           <w:p>
+            <w:pPr>
+              <w:spacing w:after="0" w:before="0"/>
+            </w:pPr>
             <w:r>
               <w:rPr>
                 <w:b w:val="false"/>
@@ -233,6 +251,9 @@
             </w:tcMar>
           </w:tcPr>
           <w:p>
+            <w:pPr>
+              <w:spacing w:after="0" w:before="0"/>
+            </w:pPr>
             <w:r>
               <w:rPr>
                 <w:b w:val="false"/>
@@ -254,6 +275,9 @@
             </w:tcMar>
           </w:tcPr>
           <w:p>
+            <w:pPr>
+              <w:spacing w:after="0" w:before="0"/>
+            </w:pPr>
             <w:r>
               <w:rPr>
                 <w:b w:val="false"/>
@@ -276,6 +300,9 @@
             </w:tcMar>
           </w:tcPr>
           <w:p>
+            <w:pPr>
+              <w:spacing w:after="0" w:before="0"/>
+            </w:pPr>
             <w:r>
               <w:rPr>
                 <w:b w:val="false"/>
@@ -297,6 +324,9 @@
             </w:tcMar>
           </w:tcPr>
           <w:p>
+            <w:pPr>
+              <w:spacing w:after="0" w:before="0"/>
+            </w:pPr>
             <w:r>
               <w:rPr>
                 <w:b w:val="false"/>
@@ -319,6 +349,9 @@
             </w:tcMar>
           </w:tcPr>
           <w:p>
+            <w:pPr>
+              <w:spacing w:after="0" w:before="0"/>
+            </w:pPr>
             <w:r>
               <w:rPr>
                 <w:b w:val="false"/>
@@ -340,6 +373,9 @@
             </w:tcMar>
           </w:tcPr>
           <w:p>
+            <w:pPr>
+              <w:spacing w:after="0" w:before="0"/>
+            </w:pPr>
             <w:r>
               <w:rPr>
                 <w:b w:val="false"/>
@@ -362,6 +398,9 @@
             </w:tcMar>
           </w:tcPr>
           <w:p>
+            <w:pPr>
+              <w:spacing w:after="0" w:before="0"/>
+            </w:pPr>
             <w:r>
               <w:rPr>
                 <w:b w:val="false"/>
@@ -383,6 +422,9 @@
             </w:tcMar>
           </w:tcPr>
           <w:p>
+            <w:pPr>
+              <w:spacing w:after="0" w:before="0"/>
+            </w:pPr>
             <w:r>
               <w:rPr>
                 <w:b w:val="false"/>
@@ -405,6 +447,9 @@
             </w:tcMar>
           </w:tcPr>
           <w:p>
+            <w:pPr>
+              <w:spacing w:after="0" w:before="0"/>
+            </w:pPr>
             <w:r>
               <w:rPr>
                 <w:b w:val="false"/>
@@ -426,6 +471,9 @@
             </w:tcMar>
           </w:tcPr>
           <w:p>
+            <w:pPr>
+              <w:spacing w:after="0" w:before="0"/>
+            </w:pPr>
             <w:r>
               <w:rPr>
                 <w:b w:val="false"/>
@@ -580,6 +628,9 @@
             </w:tcMar>
           </w:tcPr>
           <w:p>
+            <w:pPr>
+              <w:spacing w:after="0" w:before="0"/>
+            </w:pPr>
             <w:r>
               <w:rPr>
                 <w:b/>
@@ -601,6 +652,9 @@
             </w:tcMar>
           </w:tcPr>
           <w:p>
+            <w:pPr>
+              <w:spacing w:after="0" w:before="0"/>
+            </w:pPr>
             <w:r>
               <w:rPr>
                 <w:b/>
@@ -622,6 +676,9 @@
             </w:tcMar>
           </w:tcPr>
           <w:p>
+            <w:pPr>
+              <w:spacing w:after="0" w:before="0"/>
+            </w:pPr>
             <w:r>
               <w:rPr>
                 <w:b/>
@@ -644,6 +701,9 @@
             </w:tcMar>
           </w:tcPr>
           <w:p>
+            <w:pPr>
+              <w:spacing w:after="0" w:before="0"/>
+            </w:pPr>
             <w:r>
               <w:t xml:space="preserve">{{#each grid.vertical_axis.levels}}</w:t>
             </w:r>
@@ -663,6 +723,9 @@
             </w:tcMar>
           </w:tcPr>
           <w:p>
+            <w:pPr>
+              <w:spacing w:after="0" w:before="0"/>
+            </w:pPr>
             <w:r>
               <w:t xml:space="preserve">{{ step.label }}</w:t>
             </w:r>
@@ -679,6 +742,9 @@
             </w:tcMar>
           </w:tcPr>
           <w:p>
+            <w:pPr>
+              <w:spacing w:after="0" w:before="0"/>
+            </w:pPr>
             <w:r>
               <w:t xml:space="preserve">{{ step.description }}</w:t>
             </w:r>
@@ -750,6 +816,9 @@
             </w:tcMar>
           </w:tcPr>
           <w:p>
+            <w:pPr>
+              <w:spacing w:after="0" w:before="0"/>
+            </w:pPr>
             <w:r>
               <w:rPr>
                 <w:b/>
@@ -771,6 +840,9 @@
             </w:tcMar>
           </w:tcPr>
           <w:p>
+            <w:pPr>
+              <w:spacing w:after="0" w:before="0"/>
+            </w:pPr>
             <w:r>
               <w:rPr>
                 <w:b/>
@@ -792,6 +864,9 @@
             </w:tcMar>
           </w:tcPr>
           <w:p>
+            <w:pPr>
+              <w:spacing w:after="0" w:before="0"/>
+            </w:pPr>
             <w:r>
               <w:rPr>
                 <w:b/>
@@ -814,6 +889,9 @@
             </w:tcMar>
           </w:tcPr>
           <w:p>
+            <w:pPr>
+              <w:spacing w:after="0" w:before="0"/>
+            </w:pPr>
             <w:r>
               <w:t xml:space="preserve">{{#each grid.horizontal_axis.levels}}</w:t>
             </w:r>
@@ -833,6 +911,9 @@
             </w:tcMar>
           </w:tcPr>
           <w:p>
+            <w:pPr>
+              <w:spacing w:after="0" w:before="0"/>
+            </w:pPr>
             <w:r>
               <w:t xml:space="preserve">{{ step.label }}</w:t>
             </w:r>
@@ -849,6 +930,9 @@
             </w:tcMar>
           </w:tcPr>
           <w:p>
+            <w:pPr>
+              <w:spacing w:after="0" w:before="0"/>
+            </w:pPr>
             <w:r>
               <w:t xml:space="preserve">{{ step.description }}</w:t>
             </w:r>
@@ -1496,7 +1580,12 @@
         <w:szCs w:val="21"/>
       </w:rPr>
     </w:rPrDefault>
-    <w:pPrDefault/>
+    <w:pPrDefault>
+      <w:pPr>
+        <w:widowControl/>
+        <w:spacing w:after="140"/>
+      </w:pPr>
+    </w:pPrDefault>
   </w:docDefaults>
   <w:style w:type="paragraph" w:styleId="Title">
     <w:name w:val="Title"/>
@@ -1504,7 +1593,9 @@
     <w:next w:val="Normal"/>
     <w:qFormat/>
     <w:pPr>
-      <w:spacing w:after="80"/>
+      <w:keepNext/>
+      <w:keepLines/>
+      <w:spacing w:after="120"/>
     </w:pPr>
     <w:rPr>
       <w:rFonts w:ascii="Calibri" w:cs="Calibri" w:eastAsia="Calibri" w:hAnsi="Calibri"/>
@@ -1522,7 +1613,8 @@
     <w:qFormat/>
     <w:pPr>
       <w:keepNext/>
-      <w:spacing w:after="120" w:before="260"/>
+      <w:keepLines/>
+      <w:spacing w:after="160" w:before="340"/>
     </w:pPr>
     <w:rPr>
       <w:rFonts w:ascii="Calibri" w:cs="Calibri" w:eastAsia="Calibri" w:hAnsi="Calibri"/>
